--- a/AI_SCM/outputs/reports/ai_scm_study_20260324.docx
+++ b/AI_SCM/outputs/reports/ai_scm_study_20260324.docx
@@ -1154,7 +1154,7 @@
         <w:pStyle w:val="Heading2"/>
       </w:pPr>
       <w:r>
-        <w:t>2.2 2025년 기준 수치 (Base 시나리오)</w:t>
+        <w:t>2.2 2026년 Q1 현재 수치 (Base 시나리오)</w:t>
       </w:r>
     </w:p>
     <w:tbl>
@@ -1588,7 +1588,7 @@
               <w:rPr>
                 <w:sz w:val="18"/>
               </w:rPr>
-              <w:t>29.4T/day</w:t>
+              <w:t>29.4T/day (실적)</w:t>
             </w:r>
           </w:p>
         </w:tc>
@@ -1655,7 +1655,7 @@
               <w:rPr>
                 <w:sz w:val="18"/>
               </w:rPr>
-              <w:t>88.5T/day</w:t>
+              <w:t>88.5T/day (실적)</w:t>
             </w:r>
           </w:p>
         </w:tc>
@@ -1709,7 +1709,7 @@
               <w:rPr>
                 <w:sz w:val="18"/>
               </w:rPr>
-              <w:t>2026</w:t>
+              <w:t>2026 ★현재</w:t>
             </w:r>
           </w:p>
         </w:tc>
@@ -1722,7 +1722,7 @@
               <w:rPr>
                 <w:sz w:val="18"/>
               </w:rPr>
-              <w:t>177T/day</w:t>
+              <w:t>265T/day</w:t>
             </w:r>
           </w:p>
         </w:tc>
@@ -1735,7 +1735,7 @@
               <w:rPr>
                 <w:sz w:val="18"/>
               </w:rPr>
-              <w:t>120만 GPU</w:t>
+              <w:t>180만 GPU</w:t>
             </w:r>
           </w:p>
         </w:tc>
@@ -1748,7 +1748,7 @@
               <w:rPr>
                 <w:sz w:val="18"/>
               </w:rPr>
-              <w:t>15.4GW</w:t>
+              <w:t>23GW</w:t>
             </w:r>
           </w:p>
         </w:tc>
@@ -1789,7 +1789,7 @@
               <w:rPr>
                 <w:sz w:val="18"/>
               </w:rPr>
-              <w:t>132.7T/day</w:t>
+              <w:t>132.7T/day (실적)</w:t>
             </w:r>
           </w:p>
         </w:tc>
@@ -1843,7 +1843,7 @@
               <w:rPr>
                 <w:sz w:val="18"/>
               </w:rPr>
-              <w:t>2026</w:t>
+              <w:t>2026 ★현재</w:t>
             </w:r>
           </w:p>
         </w:tc>
@@ -1923,7 +1923,7 @@
               <w:rPr>
                 <w:sz w:val="18"/>
               </w:rPr>
-              <w:t>61.9T/day</w:t>
+              <w:t>61.9T/day (실적)</w:t>
             </w:r>
           </w:p>
         </w:tc>
@@ -1977,7 +1977,7 @@
               <w:rPr>
                 <w:sz w:val="18"/>
               </w:rPr>
-              <w:t>2026</w:t>
+              <w:t>2026 ★현재</w:t>
             </w:r>
           </w:p>
         </w:tc>
@@ -1990,7 +1990,7 @@
               <w:rPr>
                 <w:sz w:val="18"/>
               </w:rPr>
-              <w:t>105.3T/day</w:t>
+              <w:t>132T/day</w:t>
             </w:r>
           </w:p>
         </w:tc>
@@ -2003,7 +2003,7 @@
               <w:rPr>
                 <w:sz w:val="18"/>
               </w:rPr>
-              <w:t>71만 GPU</w:t>
+              <w:t>89만 GPU</w:t>
             </w:r>
           </w:p>
         </w:tc>
@@ -2016,7 +2016,7 @@
               <w:rPr>
                 <w:sz w:val="18"/>
               </w:rPr>
-              <w:t>9.2GW</w:t>
+              <w:t>11.5GW</w:t>
             </w:r>
           </w:p>
         </w:tc>
@@ -2215,7 +2215,7 @@
         <w:pStyle w:val="Heading2"/>
       </w:pPr>
       <w:r>
-        <w:t>3.1 레이어별 가동률 현황 (2025 기준)</w:t>
+        <w:t>3.1 레이어별 가동률 현황 (2026년 Q1 현재)</w:t>
       </w:r>
     </w:p>
     <w:tbl>
@@ -2311,7 +2311,7 @@
               <w:rPr>
                 <w:sz w:val="18"/>
               </w:rPr>
-              <w:t>95%</w:t>
+              <w:t>92%</w:t>
             </w:r>
           </w:p>
         </w:tc>
@@ -2352,7 +2352,7 @@
               <w:rPr>
                 <w:sz w:val="18"/>
               </w:rPr>
-              <w:t>92%</w:t>
+              <w:t>88%</w:t>
             </w:r>
           </w:p>
         </w:tc>
@@ -2380,7 +2380,7 @@
               <w:rPr>
                 <w:sz w:val="18"/>
               </w:rPr>
-              <w:t>GPU 서버</w:t>
+              <w:t>전력/DC</w:t>
             </w:r>
           </w:p>
         </w:tc>
@@ -2393,7 +2393,7 @@
               <w:rPr>
                 <w:sz w:val="18"/>
               </w:rPr>
-              <w:t>88%</w:t>
+              <w:t>85%</w:t>
             </w:r>
           </w:p>
         </w:tc>
@@ -2421,7 +2421,7 @@
               <w:rPr>
                 <w:sz w:val="18"/>
               </w:rPr>
-              <w:t>전력/DC</w:t>
+              <w:t>네트워킹</w:t>
             </w:r>
           </w:p>
         </w:tc>
@@ -2462,7 +2462,7 @@
               <w:rPr>
                 <w:sz w:val="18"/>
               </w:rPr>
-              <w:t>네트워킹</w:t>
+              <w:t>GPU 서버</w:t>
             </w:r>
           </w:p>
         </w:tc>
@@ -2475,7 +2475,7 @@
               <w:rPr>
                 <w:sz w:val="18"/>
               </w:rPr>
-              <w:t>65%</w:t>
+              <w:t>82%</w:t>
             </w:r>
           </w:p>
         </w:tc>
@@ -2488,7 +2488,7 @@
               <w:rPr>
                 <w:sz w:val="18"/>
               </w:rPr>
-              <w:t>보통</w:t>
+              <w:t>높음</w:t>
             </w:r>
           </w:p>
         </w:tc>
@@ -2503,7 +2503,7 @@
               <w:rPr>
                 <w:sz w:val="18"/>
               </w:rPr>
-              <w:t>DRAM</w:t>
+              <w:t>Foundry</w:t>
             </w:r>
           </w:p>
         </w:tc>
@@ -2516,7 +2516,7 @@
               <w:rPr>
                 <w:sz w:val="18"/>
               </w:rPr>
-              <w:t>55%</w:t>
+              <w:t>84%</w:t>
             </w:r>
           </w:p>
         </w:tc>
@@ -2529,7 +2529,7 @@
               <w:rPr>
                 <w:sz w:val="18"/>
               </w:rPr>
-              <w:t>보통</w:t>
+              <w:t>높음</w:t>
             </w:r>
           </w:p>
         </w:tc>
@@ -2544,7 +2544,7 @@
               <w:rPr>
                 <w:sz w:val="18"/>
               </w:rPr>
-              <w:t>SSD</w:t>
+              <w:t>ASIC</w:t>
             </w:r>
           </w:p>
         </w:tc>
@@ -2557,7 +2557,7 @@
               <w:rPr>
                 <w:sz w:val="18"/>
               </w:rPr>
-              <w:t>40%</w:t>
+              <w:t>78%</w:t>
             </w:r>
           </w:p>
         </w:tc>
@@ -2570,7 +2570,7 @@
               <w:rPr>
                 <w:sz w:val="18"/>
               </w:rPr>
-              <w:t>낮음</w:t>
+              <w:t>높음</w:t>
             </w:r>
           </w:p>
         </w:tc>
@@ -2585,7 +2585,7 @@
               <w:rPr>
                 <w:sz w:val="18"/>
               </w:rPr>
-              <w:t>CPU</w:t>
+              <w:t>DRAM</w:t>
             </w:r>
           </w:p>
         </w:tc>
@@ -2598,7 +2598,7 @@
               <w:rPr>
                 <w:sz w:val="18"/>
               </w:rPr>
-              <w:t>45%</w:t>
+              <w:t>62%</w:t>
             </w:r>
           </w:p>
         </w:tc>
@@ -2611,7 +2611,7 @@
               <w:rPr>
                 <w:sz w:val="18"/>
               </w:rPr>
-              <w:t>낮음</w:t>
+              <w:t>보통</w:t>
             </w:r>
           </w:p>
         </w:tc>
@@ -2626,7 +2626,7 @@
               <w:rPr>
                 <w:sz w:val="18"/>
               </w:rPr>
-              <w:t>Foundry</w:t>
+              <w:t>SSD</w:t>
             </w:r>
           </w:p>
         </w:tc>
@@ -2639,7 +2639,7 @@
               <w:rPr>
                 <w:sz w:val="18"/>
               </w:rPr>
-              <w:t>82%</w:t>
+              <w:t>42%</w:t>
             </w:r>
           </w:p>
         </w:tc>
@@ -2652,7 +2652,7 @@
               <w:rPr>
                 <w:sz w:val="18"/>
               </w:rPr>
-              <w:t>높음</w:t>
+              <w:t>낮음</w:t>
             </w:r>
           </w:p>
         </w:tc>
@@ -2667,7 +2667,7 @@
               <w:rPr>
                 <w:sz w:val="18"/>
               </w:rPr>
-              <w:t>ASIC</w:t>
+              <w:t>CPU</w:t>
             </w:r>
           </w:p>
         </w:tc>
@@ -2680,7 +2680,7 @@
               <w:rPr>
                 <w:sz w:val="18"/>
               </w:rPr>
-              <w:t>70%</w:t>
+              <w:t>48%</w:t>
             </w:r>
           </w:p>
         </w:tc>
@@ -2693,7 +2693,7 @@
               <w:rPr>
                 <w:sz w:val="18"/>
               </w:rPr>
-              <w:t>높음</w:t>
+              <w:t>낮음</w:t>
             </w:r>
           </w:p>
         </w:tc>
@@ -2721,7 +2721,7 @@
               <w:rPr>
                 <w:sz w:val="18"/>
               </w:rPr>
-              <w:t>50%</w:t>
+              <w:t>60%</w:t>
             </w:r>
           </w:p>
         </w:tc>
@@ -3457,7 +3457,7 @@
               <w:rPr>
                 <w:sz w:val="18"/>
               </w:rPr>
-              <w:t>$90B</w:t>
+              <w:t>-</w:t>
             </w:r>
           </w:p>
         </w:tc>
@@ -3537,7 +3537,7 @@
               <w:rPr>
                 <w:sz w:val="18"/>
               </w:rPr>
-              <w:t>$85B</w:t>
+              <w:t>-</w:t>
             </w:r>
           </w:p>
         </w:tc>
@@ -3617,7 +3617,7 @@
               <w:rPr>
                 <w:sz w:val="18"/>
               </w:rPr>
-              <w:t>$120B</w:t>
+              <w:t>-</w:t>
             </w:r>
           </w:p>
         </w:tc>
@@ -3697,7 +3697,7 @@
               <w:rPr>
                 <w:sz w:val="18"/>
               </w:rPr>
-              <w:t>$72B</w:t>
+              <w:t>-</w:t>
             </w:r>
           </w:p>
         </w:tc>
@@ -3777,7 +3777,7 @@
               <w:rPr>
                 <w:sz w:val="18"/>
               </w:rPr>
-              <w:t>$25B</w:t>
+              <w:t>-</w:t>
             </w:r>
           </w:p>
         </w:tc>
@@ -7231,7 +7231,7 @@
         <w:pStyle w:val="Heading2"/>
       </w:pPr>
       <w:r>
-        <w:t>7.2 핵심 지표 예측 (2024-2027)</w:t>
+        <w:t>7.2 핵심 지표 예측 (2025실적 / 2026현재 / 2027-2028예측)</w:t>
       </w:r>
     </w:p>
     <w:tbl>
@@ -7374,7 +7374,7 @@
               <w:rPr>
                 <w:sz w:val="18"/>
               </w:rPr>
-              <w:t>2024</w:t>
+              <w:t>2025</w:t>
             </w:r>
           </w:p>
         </w:tc>
@@ -7387,7 +7387,7 @@
               <w:rPr>
                 <w:sz w:val="18"/>
               </w:rPr>
-              <w:t>Base</w:t>
+              <w:t>Base (실적)</w:t>
             </w:r>
           </w:p>
         </w:tc>
@@ -7400,7 +7400,7 @@
               <w:rPr>
                 <w:sz w:val="18"/>
               </w:rPr>
-              <w:t>29.4T/day</w:t>
+              <w:t>88.5T/day</w:t>
             </w:r>
           </w:p>
         </w:tc>
@@ -7413,7 +7413,7 @@
               <w:rPr>
                 <w:sz w:val="18"/>
               </w:rPr>
-              <w:t>28만</w:t>
+              <w:t>60만</w:t>
             </w:r>
           </w:p>
         </w:tc>
@@ -7426,7 +7426,7 @@
               <w:rPr>
                 <w:sz w:val="18"/>
               </w:rPr>
-              <w:t>22.3PB</w:t>
+              <w:t>48.2PB</w:t>
             </w:r>
           </w:p>
         </w:tc>
@@ -7439,7 +7439,7 @@
               <w:rPr>
                 <w:sz w:val="18"/>
               </w:rPr>
-              <w:t>320MW</w:t>
+              <w:t>768MW</w:t>
             </w:r>
           </w:p>
         </w:tc>
@@ -7467,7 +7467,7 @@
               <w:rPr>
                 <w:sz w:val="18"/>
               </w:rPr>
-              <w:t>Base</w:t>
+              <w:t>Base (실적)</w:t>
             </w:r>
           </w:p>
         </w:tc>
@@ -7534,7 +7534,7 @@
               <w:rPr>
                 <w:sz w:val="18"/>
               </w:rPr>
-              <w:t>2025</w:t>
+              <w:t>2026</w:t>
             </w:r>
           </w:p>
         </w:tc>
@@ -7547,7 +7547,7 @@
               <w:rPr>
                 <w:sz w:val="18"/>
               </w:rPr>
-              <w:t>Bull</w:t>
+              <w:t>Base ★현재</w:t>
             </w:r>
           </w:p>
         </w:tc>
@@ -7560,7 +7560,7 @@
               <w:rPr>
                 <w:sz w:val="18"/>
               </w:rPr>
-              <w:t>132.7T/day</w:t>
+              <w:t>265T/day</w:t>
             </w:r>
           </w:p>
         </w:tc>
@@ -7573,7 +7573,7 @@
               <w:rPr>
                 <w:sz w:val="18"/>
               </w:rPr>
-              <w:t>90만</w:t>
+              <w:t>180만</w:t>
             </w:r>
           </w:p>
         </w:tc>
@@ -7586,7 +7586,7 @@
               <w:rPr>
                 <w:sz w:val="18"/>
               </w:rPr>
-              <w:t>72.4PB</w:t>
+              <w:t>144PB</w:t>
             </w:r>
           </w:p>
         </w:tc>
@@ -7599,7 +7599,7 @@
               <w:rPr>
                 <w:sz w:val="18"/>
               </w:rPr>
-              <w:t>1,152MW</w:t>
+              <w:t>2,304MW</w:t>
             </w:r>
           </w:p>
         </w:tc>
@@ -7614,7 +7614,7 @@
               <w:rPr>
                 <w:sz w:val="18"/>
               </w:rPr>
-              <w:t>2025</w:t>
+              <w:t>2026</w:t>
             </w:r>
           </w:p>
         </w:tc>
@@ -7627,7 +7627,7 @@
               <w:rPr>
                 <w:sz w:val="18"/>
               </w:rPr>
-              <w:t>Bear</w:t>
+              <w:t>Bull</w:t>
             </w:r>
           </w:p>
         </w:tc>
@@ -7640,7 +7640,7 @@
               <w:rPr>
                 <w:sz w:val="18"/>
               </w:rPr>
-              <w:t>61.9T/day</w:t>
+              <w:t>398T/day</w:t>
             </w:r>
           </w:p>
         </w:tc>
@@ -7653,7 +7653,7 @@
               <w:rPr>
                 <w:sz w:val="18"/>
               </w:rPr>
-              <w:t>42만</w:t>
+              <w:t>270만</w:t>
             </w:r>
           </w:p>
         </w:tc>
@@ -7666,7 +7666,7 @@
               <w:rPr>
                 <w:sz w:val="18"/>
               </w:rPr>
-              <w:t>33.7PB</w:t>
+              <w:t>216PB</w:t>
             </w:r>
           </w:p>
         </w:tc>
@@ -7679,7 +7679,7 @@
               <w:rPr>
                 <w:sz w:val="18"/>
               </w:rPr>
-              <w:t>538MW</w:t>
+              <w:t>3,456MW</w:t>
             </w:r>
           </w:p>
         </w:tc>
@@ -7707,7 +7707,7 @@
               <w:rPr>
                 <w:sz w:val="18"/>
               </w:rPr>
-              <w:t>Base</w:t>
+              <w:t>Bear</w:t>
             </w:r>
           </w:p>
         </w:tc>
@@ -7720,7 +7720,7 @@
               <w:rPr>
                 <w:sz w:val="18"/>
               </w:rPr>
-              <w:t>177T/day</w:t>
+              <w:t>132T/day</w:t>
             </w:r>
           </w:p>
         </w:tc>
@@ -7733,7 +7733,7 @@
               <w:rPr>
                 <w:sz w:val="18"/>
               </w:rPr>
-              <w:t>120만</w:t>
+              <w:t>89만</w:t>
             </w:r>
           </w:p>
         </w:tc>
@@ -7746,7 +7746,7 @@
               <w:rPr>
                 <w:sz w:val="18"/>
               </w:rPr>
-              <w:t>96.4PB</w:t>
+              <w:t>72PB</w:t>
             </w:r>
           </w:p>
         </w:tc>
@@ -7759,7 +7759,7 @@
               <w:rPr>
                 <w:sz w:val="18"/>
               </w:rPr>
-              <w:t>1,536MW</w:t>
+              <w:t>1,152MW</w:t>
             </w:r>
           </w:p>
         </w:tc>
@@ -7774,7 +7774,7 @@
               <w:rPr>
                 <w:sz w:val="18"/>
               </w:rPr>
-              <w:t>2026</w:t>
+              <w:t>2027</w:t>
             </w:r>
           </w:p>
         </w:tc>
@@ -7787,7 +7787,7 @@
               <w:rPr>
                 <w:sz w:val="18"/>
               </w:rPr>
-              <w:t>Bull</w:t>
+              <w:t>Base (예측)</w:t>
             </w:r>
           </w:p>
         </w:tc>
@@ -7800,7 +7800,7 @@
               <w:rPr>
                 <w:sz w:val="18"/>
               </w:rPr>
-              <w:t>398T/day</w:t>
+              <w:t>530T/day</w:t>
             </w:r>
           </w:p>
         </w:tc>
@@ -7813,7 +7813,7 @@
               <w:rPr>
                 <w:sz w:val="18"/>
               </w:rPr>
-              <w:t>270만</w:t>
+              <w:t>360만</w:t>
             </w:r>
           </w:p>
         </w:tc>
@@ -7826,7 +7826,7 @@
               <w:rPr>
                 <w:sz w:val="18"/>
               </w:rPr>
-              <w:t>216.8PB</w:t>
+              <w:t>290PB</w:t>
             </w:r>
           </w:p>
         </w:tc>
@@ -7839,7 +7839,7 @@
               <w:rPr>
                 <w:sz w:val="18"/>
               </w:rPr>
-              <w:t>3,456MW</w:t>
+              <w:t>4,608MW</w:t>
             </w:r>
           </w:p>
         </w:tc>
